--- a/docs/telemetry/eFloStop2_Telemetry_Messages_v5.0.docx
+++ b/docs/telemetry/eFloStop2_Telemetry_Messages_v5.0.docx
@@ -117,7 +117,7 @@
               <w:rPr>
                 <w:sz w:val="18"/>
               </w:rPr>
-              <w:t>d76241d86894f146f0e336b825cf921d3357cbbd</w:t>
+              <w:t>0e7cd44920486a3cc610d2eb1ee1bd00dc6ab313</w:t>
             </w:r>
           </w:p>
         </w:tc>
@@ -210,7 +210,7 @@
               <w:rPr>
                 <w:sz w:val="18"/>
               </w:rPr>
-              <w:t>47 distinct messages across 8 families</w:t>
+              <w:t>48 distinct messages across 8 families</w:t>
             </w:r>
           </w:p>
         </w:tc>
@@ -1675,7 +1675,7 @@
         </w:rPr>
         <w:t xml:space="preserve"> A bug-fix release</w:t>
         <w:br/>
-        <w:t>for defects found in the field on 2.1.3. Nothing is renamed; four shapes you may not have seen before now</w:t>
+        <w:t>for defects found in the field on 2.1.3. Nothing is renamed; several shapes you may not have seen before now</w:t>
         <w:br/>
         <w:t>appear, and every one of them replaces a message that stated something false.</w:t>
       </w:r>
@@ -2255,6 +2255,96 @@
           <w:sz w:val="21"/>
         </w:rPr>
         <w:t>.</w:t>
+      </w:r>
+    </w:p>
+    <w:p>
+      <w:r>
+        <w:rPr>
+          <w:b/>
+          <w:i w:val="0"/>
+          <w:sz w:val="21"/>
+        </w:rPr>
+        <w:t>Events raised before the hub's clock syncs now arrive, late.</w:t>
+      </w:r>
+      <w:r>
+        <w:rPr>
+          <w:b w:val="0"/>
+          <w:i w:val="0"/>
+          <w:sz w:val="21"/>
+        </w:rPr>
+        <w:t xml:space="preserve"> Leak protection runs from power-up, before</w:t>
+        <w:br/>
+        <w:t>Wi-Fi. An event raised before the first clock sync (say a leak while the router is still coming back after a</w:t>
+        <w:br/>
+        <w:t xml:space="preserve">power cut) used to be thrown away. It is now held in the hub's offline buffer, given its real </w:t>
+      </w:r>
+      <w:r>
+        <w:rPr>
+          <w:rFonts w:ascii="Consolas" w:hAnsi="Consolas"/>
+          <w:sz w:val="19"/>
+        </w:rPr>
+        <w:t>ts</w:t>
+      </w:r>
+      <w:r>
+        <w:rPr>
+          <w:b w:val="0"/>
+          <w:i w:val="0"/>
+          <w:sz w:val="21"/>
+        </w:rPr>
+        <w:t xml:space="preserve"> (worked out from</w:t>
+        <w:br/>
+        <w:t>the hub uptime) as soon as the clock syncs, and sent after the first connect, in order. A held event left over</w:t>
+        <w:br/>
+        <w:t>from a restart before the clock synced is dropped, because its time can no longer be known. Snapshots and lifecycle are still not</w:t>
+        <w:br/>
+        <w:t xml:space="preserve">sent before the sync; they are rebuilt after connect. </w:t>
+      </w:r>
+      <w:r>
+        <w:rPr>
+          <w:rFonts w:ascii="Consolas" w:hAnsi="Consolas"/>
+          <w:sz w:val="19"/>
+        </w:rPr>
+        <w:t>ts</w:t>
+      </w:r>
+      <w:r>
+        <w:rPr>
+          <w:b w:val="0"/>
+          <w:i w:val="0"/>
+          <w:sz w:val="21"/>
+        </w:rPr>
+        <w:t xml:space="preserve"> is therefore never earlier than 2024 on any message.</w:t>
+        <w:br/>
+        <w:t xml:space="preserve">An override window started before the sync sends </w:t>
+      </w:r>
+      <w:r>
+        <w:rPr>
+          <w:rFonts w:ascii="Consolas" w:hAnsi="Consolas"/>
+          <w:sz w:val="19"/>
+        </w:rPr>
+        <w:t>water_access_override_enabled</w:t>
+      </w:r>
+      <w:r>
+        <w:rPr>
+          <w:b w:val="0"/>
+          <w:i w:val="0"/>
+          <w:sz w:val="21"/>
+        </w:rPr>
+        <w:t xml:space="preserve"> without </w:t>
+      </w:r>
+      <w:r>
+        <w:rPr>
+          <w:rFonts w:ascii="Consolas" w:hAnsi="Consolas"/>
+          <w:sz w:val="19"/>
+        </w:rPr>
+        <w:t>expires_ts</w:t>
+      </w:r>
+      <w:r>
+        <w:rPr>
+          <w:b w:val="0"/>
+          <w:i w:val="0"/>
+          <w:sz w:val="21"/>
+        </w:rPr>
+        <w:t xml:space="preserve"> (R10).</w:t>
       </w:r>
     </w:p>
     <w:p>
@@ -3903,6 +3993,98 @@
                 <w:sz w:val="15"/>
               </w:rPr>
               <w:t>error: "No valve is set up for this hub.", battery critical (open), "The valve command could not be queued. Try again."  (2.1.4)</w:t>
+            </w:r>
+          </w:p>
+        </w:tc>
+      </w:tr>
+      <w:tr>
+        <w:tc>
+          <w:tcPr>
+            <w:tcW w:type="dxa" w:w="2304"/>
+          </w:tcPr>
+          <w:p>
+            <w:r/>
+            <w:r>
+              <w:rPr>
+                <w:sz w:val="16"/>
+              </w:rPr>
+              <w:t>Events raised before the hub's first clock sync</w:t>
+            </w:r>
+          </w:p>
+        </w:tc>
+        <w:tc>
+          <w:tcPr>
+            <w:tcW w:type="dxa" w:w="3600"/>
+          </w:tcPr>
+          <w:p>
+            <w:r/>
+            <w:r>
+              <w:rPr>
+                <w:rFonts w:ascii="Consolas" w:hAnsi="Consolas"/>
+                <w:sz w:val="15"/>
+              </w:rPr>
+              <w:t>destroyed: a leak_detected or auto_close raised while the router was still down never reached the cloud</w:t>
+            </w:r>
+          </w:p>
+        </w:tc>
+        <w:tc>
+          <w:tcPr>
+            <w:tcW w:type="dxa" w:w="3744"/>
+          </w:tcPr>
+          <w:p>
+            <w:r/>
+            <w:r>
+              <w:rPr>
+                <w:rFonts w:ascii="Consolas" w:hAnsi="Consolas"/>
+                <w:sz w:val="15"/>
+              </w:rPr>
+              <w:t>held in the offline buffer, ts worked out from the hub uptime when the clock first syncs, sent after the first connect; one left over from a restart before the sync is dropped  (2.1.4)</w:t>
+            </w:r>
+          </w:p>
+        </w:tc>
+      </w:tr>
+      <w:tr>
+        <w:tc>
+          <w:tcPr>
+            <w:tcW w:type="dxa" w:w="2304"/>
+          </w:tcPr>
+          <w:p>
+            <w:r/>
+            <w:r>
+              <w:rPr>
+                <w:sz w:val="16"/>
+              </w:rPr>
+              <w:t>water_access_override_enabled, override started before the clock synced (R10)</w:t>
+            </w:r>
+          </w:p>
+        </w:tc>
+        <w:tc>
+          <w:tcPr>
+            <w:tcW w:type="dxa" w:w="3600"/>
+          </w:tcPr>
+          <w:p>
+            <w:r/>
+            <w:r>
+              <w:rPr>
+                <w:rFonts w:ascii="Consolas" w:hAnsi="Consolas"/>
+                <w:sz w:val="15"/>
+              </w:rPr>
+              <w:t>expires_ts an instant in 1970, and the window ended the moment the clock synced</w:t>
+            </w:r>
+          </w:p>
+        </w:tc>
+        <w:tc>
+          <w:tcPr>
+            <w:tcW w:type="dxa" w:w="3744"/>
+          </w:tcPr>
+          <w:p>
+            <w:r/>
+            <w:r>
+              <w:rPr>
+                <w:rFonts w:ascii="Consolas" w:hAnsi="Consolas"/>
+                <w:sz w:val="15"/>
+              </w:rPr>
+              <w:t>expires_ts omitted; the window runs on the hub uptime until the clock syncs, then carries on  (2.1.4)</w:t>
             </w:r>
           </w:p>
         </w:tc>
@@ -6192,6 +6374,67 @@
                 <w:rFonts w:ascii="Consolas" w:hAnsi="Consolas"/>
                 <w:sz w:val="16"/>
               </w:rPr>
+              <w:t>R10</w:t>
+            </w:r>
+          </w:p>
+        </w:tc>
+        <w:tc>
+          <w:tcPr>
+            <w:tcW w:type="dxa" w:w="1152"/>
+          </w:tcPr>
+          <w:p>
+            <w:r/>
+            <w:r>
+              <w:rPr>
+                <w:rFonts w:ascii="Consolas" w:hAnsi="Consolas"/>
+                <w:sz w:val="16"/>
+              </w:rPr>
+              <w:t>event</w:t>
+            </w:r>
+          </w:p>
+        </w:tc>
+        <w:tc>
+          <w:tcPr>
+            <w:tcW w:type="dxa" w:w="2448"/>
+          </w:tcPr>
+          <w:p>
+            <w:r/>
+            <w:r>
+              <w:rPr>
+                <w:rFonts w:ascii="Consolas" w:hAnsi="Consolas"/>
+                <w:sz w:val="16"/>
+              </w:rPr>
+              <w:t>water_access_override_enabled</w:t>
+            </w:r>
+          </w:p>
+        </w:tc>
+        <w:tc>
+          <w:tcPr>
+            <w:tcW w:type="dxa" w:w="5472"/>
+          </w:tcPr>
+          <w:p>
+            <w:r/>
+            <w:r>
+              <w:rPr>
+                <w:sz w:val="16"/>
+              </w:rPr>
+              <w:t>An override started before the hub's clock synced</w:t>
+            </w:r>
+          </w:p>
+        </w:tc>
+      </w:tr>
+      <w:tr>
+        <w:tc>
+          <w:tcPr>
+            <w:tcW w:type="dxa" w:w="576"/>
+          </w:tcPr>
+          <w:p>
+            <w:r/>
+            <w:r>
+              <w:rPr>
+                <w:rFonts w:ascii="Consolas" w:hAnsi="Consolas"/>
+                <w:sz w:val="16"/>
+              </w:rPr>
               <w:t>H1</w:t>
             </w:r>
           </w:p>
@@ -6941,7 +7184,7 @@
           <w:i w:val="0"/>
           <w:sz w:val="21"/>
         </w:rPr>
-        <w:t>Every MQTT connect once provisioned, including reconnects — so not once per boot.</w:t>
+        <w:t>Every MQTT connect, including reconnects — so not once per boot. Since 2.1.4 it goes out whether or not the hub is provisioned; a hub with no devices sends L4.</w:t>
       </w:r>
     </w:p>
     <w:p>
@@ -10043,7 +10286,7 @@
           <w:i w:val="0"/>
           <w:sz w:val="21"/>
         </w:rPr>
-        <w:t>A 24-hour override is open. override_active is on EVERY snapshot; override_remaining_s and expires_ts are the conditional pair.</w:t>
+        <w:t>A 24-hour override is open. override_active is on EVERY snapshot; override_remaining_s and expires_ts are the conditional pair. For a window started before the hub's clock synced (R10), expires_ts is missing for up to about 30 s after the sync, until the hub re-bases the window to the real clock.</w:t>
       </w:r>
     </w:p>
     <w:p>
@@ -18853,7 +19096,7 @@
           <w:i w:val="0"/>
           <w:sz w:val="21"/>
         </w:rPr>
-        <w:t>An override window is open, so the hub deliberately did not close. override_remaining_s is omitted when the remaining time is negative.</w:t>
+        <w:t>An override window is open, so the hub deliberately did not close. override_remaining_s is omitted when the remaining time is unknown: the window has just expired but the hub has not processed it yet, or a window restored after a reboot has a real expiry and the clock has not synced yet. Since 2.1.4 a window started before the clock synced is timed on the hub uptime, so it does carry override_remaining_s.</w:t>
       </w:r>
     </w:p>
     <w:p>
@@ -19065,7 +19308,7 @@
           <w:i w:val="0"/>
           <w:sz w:val="21"/>
         </w:rPr>
-        <w:t>Started by a valve long-press ("button") or the override_enable command ("c2d_command"). remaining_s is always the full 86400.</w:t>
+        <w:t>Started by a valve long-press ("button") or the override_enable command ("c2d_command"). remaining_s is always the full 86400. expires_ts is omitted when the window started before the hub's clock synced (R10).</w:t>
       </w:r>
     </w:p>
     <w:p>
@@ -20068,6 +20311,208 @@
           <w:sz w:val="15"/>
         </w:rPr>
         <w:t>rules_engine_tick() main/rules_engine/rules_engine.c:1164-1303; AUTO_CLOSE_COOLDOWN_MS main/rules_engine/rules_engine.c:17</w:t>
+      </w:r>
+    </w:p>
+    <w:p>
+      <w:pPr>
+        <w:pStyle w:val="Heading2"/>
+      </w:pPr>
+      <w:r>
+        <w:t>R10 — An override started before the hub's clock synced</w:t>
+      </w:r>
+    </w:p>
+    <w:p>
+      <w:r>
+        <w:rPr>
+          <w:b w:val="0"/>
+          <w:i w:val="0"/>
+          <w:sz w:val="21"/>
+        </w:rPr>
+        <w:t>New in 2.1.4. R5 from a hub that had no clock yet: it powered up with the router down, and the valve button was pressed 95 s after boot. expires_ts is omitted rather than naming an instant in 1970; the expiry is about ts + remaining_s. The event was held in the hub's offline buffer and sent after the first connect, with ts rewritten to the moment of the press, worked out from the hub uptime (gateway.uptime_s is the uptime at the press). Every event raised before the first clock sync arrives this way, late but correctly time-stamped; one left over from a restart before the clock synced is dropped. The window runs on the hub uptime until the clock syncs and is then re-based to it, so snapshots carry expires_ts from then on (S4).</w:t>
+      </w:r>
+    </w:p>
+    <w:p>
+      <w:pPr>
+        <w:spacing w:after="160"/>
+        <w:ind w:left="173"/>
+        <w:shd w:val="clear" w:fill="F4F4F4"/>
+      </w:pPr>
+      <w:r>
+        <w:rPr>
+          <w:rFonts w:ascii="Consolas" w:hAnsi="Consolas"/>
+          <w:sz w:val="17"/>
+        </w:rPr>
+        <w:t>{</w:t>
+      </w:r>
+      <w:r>
+        <w:br/>
+      </w:r>
+      <w:r>
+        <w:rPr>
+          <w:rFonts w:ascii="Consolas" w:hAnsi="Consolas"/>
+          <w:sz w:val="17"/>
+        </w:rPr>
+        <w:t xml:space="preserve">  "schema": "eflostop.v2",</w:t>
+      </w:r>
+      <w:r>
+        <w:br/>
+      </w:r>
+      <w:r>
+        <w:rPr>
+          <w:rFonts w:ascii="Consolas" w:hAnsi="Consolas"/>
+          <w:sz w:val="17"/>
+        </w:rPr>
+        <w:t xml:space="preserve">  "ts": 1785438400,</w:t>
+      </w:r>
+      <w:r>
+        <w:br/>
+      </w:r>
+      <w:r>
+        <w:rPr>
+          <w:rFonts w:ascii="Consolas" w:hAnsi="Consolas"/>
+          <w:sz w:val="17"/>
+        </w:rPr>
+        <w:t xml:space="preserve">  "gateway": {</w:t>
+      </w:r>
+      <w:r>
+        <w:br/>
+      </w:r>
+      <w:r>
+        <w:rPr>
+          <w:rFonts w:ascii="Consolas" w:hAnsi="Consolas"/>
+          <w:sz w:val="17"/>
+        </w:rPr>
+        <w:t xml:space="preserve">    "id": "GW-A0B7651C2D3E",</w:t>
+      </w:r>
+      <w:r>
+        <w:br/>
+      </w:r>
+      <w:r>
+        <w:rPr>
+          <w:rFonts w:ascii="Consolas" w:hAnsi="Consolas"/>
+          <w:sz w:val="17"/>
+        </w:rPr>
+        <w:t xml:space="preserve">    "short_id": "2D3E",</w:t>
+      </w:r>
+      <w:r>
+        <w:br/>
+      </w:r>
+      <w:r>
+        <w:rPr>
+          <w:rFonts w:ascii="Consolas" w:hAnsi="Consolas"/>
+          <w:sz w:val="17"/>
+        </w:rPr>
+        <w:t xml:space="preserve">    "name": "Main House",</w:t>
+      </w:r>
+      <w:r>
+        <w:br/>
+      </w:r>
+      <w:r>
+        <w:rPr>
+          <w:rFonts w:ascii="Consolas" w:hAnsi="Consolas"/>
+          <w:sz w:val="17"/>
+        </w:rPr>
+        <w:t xml:space="preserve">    "fw": "2.1.4",</w:t>
+      </w:r>
+      <w:r>
+        <w:br/>
+      </w:r>
+      <w:r>
+        <w:rPr>
+          <w:rFonts w:ascii="Consolas" w:hAnsi="Consolas"/>
+          <w:sz w:val="17"/>
+        </w:rPr>
+        <w:t xml:space="preserve">    "uptime_s": 95</w:t>
+      </w:r>
+      <w:r>
+        <w:br/>
+      </w:r>
+      <w:r>
+        <w:rPr>
+          <w:rFonts w:ascii="Consolas" w:hAnsi="Consolas"/>
+          <w:sz w:val="17"/>
+        </w:rPr>
+        <w:t xml:space="preserve">  },</w:t>
+      </w:r>
+      <w:r>
+        <w:br/>
+      </w:r>
+      <w:r>
+        <w:rPr>
+          <w:rFonts w:ascii="Consolas" w:hAnsi="Consolas"/>
+          <w:sz w:val="17"/>
+        </w:rPr>
+        <w:t xml:space="preserve">  "type": "event",</w:t>
+      </w:r>
+      <w:r>
+        <w:br/>
+      </w:r>
+      <w:r>
+        <w:rPr>
+          <w:rFonts w:ascii="Consolas" w:hAnsi="Consolas"/>
+          <w:sz w:val="17"/>
+        </w:rPr>
+        <w:t xml:space="preserve">  "data": {</w:t>
+      </w:r>
+      <w:r>
+        <w:br/>
+      </w:r>
+      <w:r>
+        <w:rPr>
+          <w:rFonts w:ascii="Consolas" w:hAnsi="Consolas"/>
+          <w:sz w:val="17"/>
+        </w:rPr>
+        <w:t xml:space="preserve">    "event": "water_access_override_enabled",</w:t>
+      </w:r>
+      <w:r>
+        <w:br/>
+      </w:r>
+      <w:r>
+        <w:rPr>
+          <w:rFonts w:ascii="Consolas" w:hAnsi="Consolas"/>
+          <w:sz w:val="17"/>
+        </w:rPr>
+        <w:t xml:space="preserve">    "trigger": "button",</w:t>
+      </w:r>
+      <w:r>
+        <w:br/>
+      </w:r>
+      <w:r>
+        <w:rPr>
+          <w:rFonts w:ascii="Consolas" w:hAnsi="Consolas"/>
+          <w:sz w:val="17"/>
+        </w:rPr>
+        <w:t xml:space="preserve">    "remaining_s": 86400</w:t>
+      </w:r>
+      <w:r>
+        <w:br/>
+      </w:r>
+      <w:r>
+        <w:rPr>
+          <w:rFonts w:ascii="Consolas" w:hAnsi="Consolas"/>
+          <w:sz w:val="17"/>
+        </w:rPr>
+        <w:t xml:space="preserve">  }</w:t>
+      </w:r>
+      <w:r>
+        <w:br/>
+      </w:r>
+      <w:r>
+        <w:rPr>
+          <w:rFonts w:ascii="Consolas" w:hAnsi="Consolas"/>
+          <w:sz w:val="17"/>
+        </w:rPr>
+        <w:t>}</w:t>
+      </w:r>
+    </w:p>
+    <w:p>
+      <w:r>
+        <w:rPr>
+          <w:rFonts w:ascii="Consolas" w:hAnsi="Consolas"/>
+          <w:color w:val="707070"/>
+          <w:sz w:val="15"/>
+        </w:rPr>
+        <w:t>start_override_window() and rules_engine_tick() main/rules_engine/rules_engine.c; pre-sync hold publish_json() main/telemetry/telemetry_v2.c; stamping ob_prepare_replay_locked() main/offline_buffer/offline_buffer.c</w:t>
       </w:r>
     </w:p>
     <w:p>

--- a/docs/telemetry/eFloStop2_Telemetry_Messages_v5.0.docx
+++ b/docs/telemetry/eFloStop2_Telemetry_Messages_v5.0.docx
@@ -117,7 +117,7 @@
               <w:rPr>
                 <w:sz w:val="18"/>
               </w:rPr>
-              <w:t>0e7cd44920486a3cc610d2eb1ee1bd00dc6ab313</w:t>
+              <w:t>ade686b615bf449a8c5dc93bc9c76b1af821ce01</w:t>
             </w:r>
           </w:p>
         </w:tc>
@@ -1638,7 +1638,7 @@
         </w:rPr>
         <w:t xml:space="preserve"> entirely rather than</w:t>
         <w:br/>
-        <w:t xml:space="preserve">naming a valve that does not exist — so treat it as optional there. The same applies to </w:t>
+        <w:t xml:space="preserve">naming a valve that does not exist — so treat it as optional there. </w:t>
       </w:r>
       <w:r>
         <w:rPr>
@@ -1653,9 +1653,41 @@
           <w:i w:val="0"/>
           <w:sz w:val="21"/>
         </w:rPr>
-        <w:t>: rather than</w:t>
-        <w:br/>
-        <w:t>emit a placeholder, the hub omits the key when no MAC resolves.</w:t>
+        <w:t xml:space="preserve"> also omits </w:t>
+      </w:r>
+      <w:r>
+        <w:rPr>
+          <w:rFonts w:ascii="Consolas" w:hAnsi="Consolas"/>
+          <w:sz w:val="19"/>
+        </w:rPr>
+        <w:t>valve_id</w:t>
+      </w:r>
+      <w:r>
+        <w:rPr>
+          <w:b w:val="0"/>
+          <w:i w:val="0"/>
+          <w:sz w:val="21"/>
+        </w:rPr>
+        <w:t xml:space="preserve"> rather than</w:t>
+        <w:br/>
+        <w:t xml:space="preserve">emit a placeholder when no MAC resolves, and since 2.1.4 a hub with no valve provisioned sends no </w:t>
+      </w:r>
+      <w:r>
+        <w:rPr>
+          <w:rFonts w:ascii="Consolas" w:hAnsi="Consolas"/>
+          <w:sz w:val="19"/>
+        </w:rPr>
+        <w:t>auto_close</w:t>
+      </w:r>
+      <w:r>
+        <w:rPr>
+          <w:b w:val="0"/>
+          <w:i w:val="0"/>
+          <w:sz w:val="21"/>
+        </w:rPr>
+        <w:t xml:space="preserve"> at</w:t>
+        <w:br/>
+        <w:t>all.</w:t>
       </w:r>
     </w:p>
     <w:p>
@@ -2255,6 +2287,128 @@
           <w:sz w:val="21"/>
         </w:rPr>
         <w:t>.</w:t>
+        <w:br/>
+      </w:r>
+      <w:r>
+        <w:rPr>
+          <w:rFonts w:ascii="Consolas" w:hAnsi="Consolas"/>
+          <w:sz w:val="19"/>
+        </w:rPr>
+        <w:t>valve_open</w:t>
+      </w:r>
+      <w:r>
+        <w:rPr>
+          <w:b w:val="0"/>
+          <w:i w:val="0"/>
+          <w:sz w:val="21"/>
+        </w:rPr>
+        <w:t xml:space="preserve"> is also refused with the RMLEAK detail while the hub has a leak incident latched and no override</w:t>
+        <w:br/>
+        <w:t>window, even with the valve disconnected (C3).</w:t>
+      </w:r>
+    </w:p>
+    <w:p>
+      <w:r>
+        <w:rPr>
+          <w:b w:val="0"/>
+          <w:i w:val="0"/>
+          <w:sz w:val="21"/>
+        </w:rPr>
+        <w:t xml:space="preserve">A hub with no valve provisioned no longer sends </w:t>
+      </w:r>
+      <w:r>
+        <w:rPr>
+          <w:rFonts w:ascii="Consolas" w:hAnsi="Consolas"/>
+          <w:sz w:val="19"/>
+        </w:rPr>
+        <w:t>auto_close</w:t>
+      </w:r>
+      <w:r>
+        <w:rPr>
+          <w:b w:val="0"/>
+          <w:i w:val="0"/>
+          <w:sz w:val="21"/>
+        </w:rPr>
+        <w:t xml:space="preserve">: a leak there sends </w:t>
+      </w:r>
+      <w:r>
+        <w:rPr>
+          <w:rFonts w:ascii="Consolas" w:hAnsi="Consolas"/>
+          <w:sz w:val="19"/>
+        </w:rPr>
+        <w:t>leak_detected</w:t>
+      </w:r>
+      <w:r>
+        <w:rPr>
+          <w:b w:val="0"/>
+          <w:i w:val="0"/>
+          <w:sz w:val="21"/>
+        </w:rPr>
+        <w:t xml:space="preserve"> only (R1). The</w:t>
+        <w:br/>
+        <w:t xml:space="preserve">valve's </w:t>
+      </w:r>
+      <w:r>
+        <w:rPr>
+          <w:rFonts w:ascii="Consolas" w:hAnsi="Consolas"/>
+          <w:sz w:val="19"/>
+        </w:rPr>
+        <w:t>last_seen_age_s</w:t>
+      </w:r>
+      <w:r>
+        <w:rPr>
+          <w:b w:val="0"/>
+          <w:i w:val="0"/>
+          <w:sz w:val="21"/>
+        </w:rPr>
+        <w:t xml:space="preserve"> is </w:t>
+      </w:r>
+      <w:r>
+        <w:rPr>
+          <w:rFonts w:ascii="Consolas" w:hAnsi="Consolas"/>
+          <w:sz w:val="19"/>
+        </w:rPr>
+        <w:t>0</w:t>
+      </w:r>
+      <w:r>
+        <w:rPr>
+          <w:b w:val="0"/>
+          <w:i w:val="0"/>
+          <w:sz w:val="21"/>
+        </w:rPr>
+        <w:t xml:space="preserve"> while its link is up and counts from the drop once it is disconnected (S1, S2),</w:t>
+        <w:br/>
+        <w:t xml:space="preserve">and a valve </w:t>
+      </w:r>
+      <w:r>
+        <w:rPr>
+          <w:rFonts w:ascii="Consolas" w:hAnsi="Consolas"/>
+          <w:sz w:val="19"/>
+        </w:rPr>
+        <w:t>device_offline</w:t>
+      </w:r>
+      <w:r>
+        <w:rPr>
+          <w:b w:val="0"/>
+          <w:i w:val="0"/>
+          <w:sz w:val="21"/>
+        </w:rPr>
+        <w:t xml:space="preserve"> measures </w:t>
+      </w:r>
+      <w:r>
+        <w:rPr>
+          <w:rFonts w:ascii="Consolas" w:hAnsi="Consolas"/>
+          <w:sz w:val="19"/>
+        </w:rPr>
+        <w:t>offline_duration_s</w:t>
+      </w:r>
+      <w:r>
+        <w:rPr>
+          <w:b w:val="0"/>
+          <w:i w:val="0"/>
+          <w:sz w:val="21"/>
+        </w:rPr>
+        <w:t xml:space="preserve"> from the drop (H3).</w:t>
       </w:r>
     </w:p>
     <w:p>
@@ -3992,7 +4146,145 @@
                 <w:rFonts w:ascii="Consolas" w:hAnsi="Consolas"/>
                 <w:sz w:val="15"/>
               </w:rPr>
-              <w:t>error: "No valve is set up for this hub.", battery critical (open), "The valve command could not be queued. Try again."  (2.1.4)</w:t>
+              <w:t>error: "No valve is set up for this hub.", battery critical (open), "The valve command could not be queued. Try again."; the RMLEAK refusal (open) also while a leak incident is latched, valve disconnected or not  (2.1.4)</w:t>
+            </w:r>
+          </w:p>
+        </w:tc>
+      </w:tr>
+      <w:tr>
+        <w:tc>
+          <w:tcPr>
+            <w:tcW w:type="dxa" w:w="2304"/>
+          </w:tcPr>
+          <w:p>
+            <w:r/>
+            <w:r>
+              <w:rPr>
+                <w:sz w:val="16"/>
+              </w:rPr>
+              <w:t>auto_close on a hub with no valve provisioned</w:t>
+            </w:r>
+          </w:p>
+        </w:tc>
+        <w:tc>
+          <w:tcPr>
+            <w:tcW w:type="dxa" w:w="3600"/>
+          </w:tcPr>
+          <w:p>
+            <w:r/>
+            <w:r>
+              <w:rPr>
+                <w:rFonts w:ascii="Consolas" w:hAnsi="Consolas"/>
+                <w:sz w:val="15"/>
+              </w:rPr>
+              <w:t>sent, with rmleak_asserted false, for a valve that does not exist</w:t>
+            </w:r>
+          </w:p>
+        </w:tc>
+        <w:tc>
+          <w:tcPr>
+            <w:tcW w:type="dxa" w:w="3744"/>
+          </w:tcPr>
+          <w:p>
+            <w:r/>
+            <w:r>
+              <w:rPr>
+                <w:rFonts w:ascii="Consolas" w:hAnsi="Consolas"/>
+                <w:sz w:val="15"/>
+              </w:rPr>
+              <w:t>not sent; leak_detected still is  (2.1.4)</w:t>
+            </w:r>
+          </w:p>
+        </w:tc>
+      </w:tr>
+      <w:tr>
+        <w:tc>
+          <w:tcPr>
+            <w:tcW w:type="dxa" w:w="2304"/>
+          </w:tcPr>
+          <w:p>
+            <w:r/>
+            <w:r>
+              <w:rPr>
+                <w:sz w:val="16"/>
+              </w:rPr>
+              <w:t>Snapshot valve last_seen_age_s</w:t>
+            </w:r>
+          </w:p>
+        </w:tc>
+        <w:tc>
+          <w:tcPr>
+            <w:tcW w:type="dxa" w:w="3600"/>
+          </w:tcPr>
+          <w:p>
+            <w:r/>
+            <w:r>
+              <w:rPr>
+                <w:rFonts w:ascii="Consolas" w:hAnsi="Consolas"/>
+                <w:sz w:val="15"/>
+              </w:rPr>
+              <w:t>seconds since the valve's last changed value or connect: hundreds of seconds on a steady, connected valve</w:t>
+            </w:r>
+          </w:p>
+        </w:tc>
+        <w:tc>
+          <w:tcPr>
+            <w:tcW w:type="dxa" w:w="3744"/>
+          </w:tcPr>
+          <w:p>
+            <w:r/>
+            <w:r>
+              <w:rPr>
+                <w:rFonts w:ascii="Consolas" w:hAnsi="Consolas"/>
+                <w:sz w:val="15"/>
+              </w:rPr>
+              <w:t>0 while the link is up; seconds since the drop once disconnected  (2.1.4)</w:t>
+            </w:r>
+          </w:p>
+        </w:tc>
+      </w:tr>
+      <w:tr>
+        <w:tc>
+          <w:tcPr>
+            <w:tcW w:type="dxa" w:w="2304"/>
+          </w:tcPr>
+          <w:p>
+            <w:r/>
+            <w:r>
+              <w:rPr>
+                <w:sz w:val="16"/>
+              </w:rPr>
+              <w:t>Valve device_offline offline_duration_s</w:t>
+            </w:r>
+          </w:p>
+        </w:tc>
+        <w:tc>
+          <w:tcPr>
+            <w:tcW w:type="dxa" w:w="3600"/>
+          </w:tcPr>
+          <w:p>
+            <w:r/>
+            <w:r>
+              <w:rPr>
+                <w:rFonts w:ascii="Consolas" w:hAnsi="Consolas"/>
+                <w:sz w:val="15"/>
+              </w:rPr>
+              <w:t>from the valve's last changed value, plus the 180 s grace: hours on a steady valve</w:t>
+            </w:r>
+          </w:p>
+        </w:tc>
+        <w:tc>
+          <w:tcPr>
+            <w:tcW w:type="dxa" w:w="3744"/>
+          </w:tcPr>
+          <w:p>
+            <w:r/>
+            <w:r>
+              <w:rPr>
+                <w:rFonts w:ascii="Consolas" w:hAnsi="Consolas"/>
+                <w:sz w:val="15"/>
+              </w:rPr>
+              <w:t>from the link drop, so normally about 180  (2.1.4)</w:t>
             </w:r>
           </w:p>
         </w:tc>
@@ -8250,7 +8542,7 @@
           <w:i w:val="0"/>
           <w:sz w:val="21"/>
         </w:rPr>
-        <w:t>The heartbeat. Cadence defaults to 300 s but is tunable 60-3600 s per hub through the Device Twin and persists across reboots (2.0.2) — read reported.snapshot_interval_s rather than assuming 300.</w:t>
+        <w:t>The heartbeat. Cadence defaults to 300 s but is tunable 60-3600 s per hub through the Device Twin and persists across reboots (2.0.2) — read reported.snapshot_interval_s rather than assuming 300. The valve's last_seen_age_s is 0 while its link is up (2.1.4): link supervision drops a link that stops answering, so a linked valve is being heard now. Up to 2.1.3 it counted from the valve's last changed value, and a steady valve read hundreds of seconds while connected.</w:t>
       </w:r>
     </w:p>
     <w:p>
@@ -8524,7 +8816,7 @@
           <w:rFonts w:ascii="Consolas" w:hAnsi="Consolas"/>
           <w:sz w:val="17"/>
         </w:rPr>
-        <w:t xml:space="preserve">      "last_seen_age_s": 4</w:t>
+        <w:t xml:space="preserve">      "last_seen_age_s": 0</w:t>
       </w:r>
       <w:r>
         <w:br/>
@@ -8942,7 +9234,7 @@
           <w:i w:val="0"/>
           <w:sz w:val="21"/>
         </w:rPr>
-        <w:t>The BLE link to the valve is down: battery, leak_state, rmleak and fw_version are omitted and state carries "disconnected".</w:t>
+        <w:t>The BLE link to the valve is down: battery, leak_state, rmleak and fw_version are omitted and state carries "disconnected". last_seen_age_s counts from the moment the link dropped (2.1.4). Here that is 245 s, past the valve's 180 s grace, so the valve is critical.</w:t>
       </w:r>
     </w:p>
     <w:p>
@@ -9868,7 +10160,7 @@
           <w:rFonts w:ascii="Consolas" w:hAnsi="Consolas"/>
           <w:sz w:val="17"/>
         </w:rPr>
-        <w:t xml:space="preserve">      "last_seen_age_s": 4</w:t>
+        <w:t xml:space="preserve">      "last_seen_age_s": 0</w:t>
       </w:r>
       <w:r>
         <w:br/>
@@ -10560,7 +10852,7 @@
           <w:rFonts w:ascii="Consolas" w:hAnsi="Consolas"/>
           <w:sz w:val="17"/>
         </w:rPr>
-        <w:t xml:space="preserve">      "last_seen_age_s": 4</w:t>
+        <w:t xml:space="preserve">      "last_seen_age_s": 0</w:t>
       </w:r>
       <w:r>
         <w:br/>
@@ -11272,7 +11564,7 @@
           <w:rFonts w:ascii="Consolas" w:hAnsi="Consolas"/>
           <w:sz w:val="17"/>
         </w:rPr>
-        <w:t xml:space="preserve">      "last_seen_age_s": 4</w:t>
+        <w:t xml:space="preserve">      "last_seen_age_s": 0</w:t>
       </w:r>
       <w:r>
         <w:br/>
@@ -11964,7 +12256,7 @@
           <w:rFonts w:ascii="Consolas" w:hAnsi="Consolas"/>
           <w:sz w:val="17"/>
         </w:rPr>
-        <w:t xml:space="preserve">      "last_seen_age_s": 4</w:t>
+        <w:t xml:space="preserve">      "last_seen_age_s": 0</w:t>
       </w:r>
       <w:r>
         <w:br/>
@@ -14534,7 +14826,7 @@
           <w:rFonts w:ascii="Consolas" w:hAnsi="Consolas"/>
           <w:sz w:val="17"/>
         </w:rPr>
-        <w:t xml:space="preserve">      "last_seen_age_s": 3</w:t>
+        <w:t xml:space="preserve">      "last_seen_age_s": 0</w:t>
       </w:r>
       <w:r>
         <w:br/>
@@ -18410,7 +18702,7 @@
           <w:i w:val="0"/>
           <w:sz w:val="21"/>
         </w:rPr>
-        <w:t>The automatic shut-off. rmleak_asserted says whether the interlock writes were ISSUED, not that they landed — false when the valve was unreachable (hardcoded true up to 2.0.1). location is present only when the source has a sensor_meta entry and OMITTED otherwise, the opposite of K1-K6.</w:t>
+        <w:t>The automatic shut-off. rmleak_asserted says whether the interlock writes were ISSUED, not that they landed — false when the valve was unreachable (hardcoded true up to 2.0.1). location is present only when the source has a sensor_meta entry and OMITTED otherwise, the opposite of K1-K6. A hub with no valve provisioned sends no auto_close at all (2.1.4): a leak there sends leak_detected only. Up to 2.1.3 it also sent auto_close with rmleak_asserted false. When the valve is out of range, rmleak_asserted is false and the RMLEAK and close writes are held for its reconnect, RMLEAK first (2.1.4).</w:t>
       </w:r>
     </w:p>
     <w:p>
@@ -19096,7 +19388,7 @@
           <w:i w:val="0"/>
           <w:sz w:val="21"/>
         </w:rPr>
-        <w:t>An override window is open, so the hub deliberately did not close. override_remaining_s is omitted when the remaining time is unknown: the window has just expired but the hub has not processed it yet, or a window restored after a reboot has a real expiry and the clock has not synced yet. Since 2.1.4 a window started before the clock synced is timed on the hub uptime, so it does carry override_remaining_s.</w:t>
+        <w:t>An override window is open, so the hub deliberately did not close. override_remaining_s is omitted only when the window has just expired and the hub has not processed it yet. Since 2.1.4 a window started before the clock synced is timed on the hub uptime, and a window with a real expiry restored after a power-on that lost the clock counts down from that power-on, so both carry override_remaining_s (the second used to omit it).</w:t>
       </w:r>
     </w:p>
     <w:p>
@@ -19520,7 +19812,7 @@
           <w:i w:val="0"/>
           <w:sz w:val="21"/>
         </w:rPr>
-        <w:t>auto_close_resumed is exactly active_leak_count &gt; 0 sampled BEFORE any close is attempted — not a report of what happened. With auto-close disabled it still reads true and nothing closes. This message is the only trace of an expiry-driven closure.</w:t>
+        <w:t>auto_close_resumed is exactly active_leak_count &gt; 0 sampled BEFORE any close is attempted — not a report of what happened. With auto-close disabled it still reads true and nothing closes. This message is the only trace of an expiry-driven closure. Since 2.1.4 it can also come before the hub's clock has synced: a window restored after a power-on that lost the clock ends 24 h after that power-on if the clock has still not synced, and the event then arrives late, like any pre-sync event (R10).</w:t>
       </w:r>
     </w:p>
     <w:p>
@@ -21137,7 +21429,7 @@
           <w:i w:val="0"/>
           <w:sz w:val="21"/>
         </w:rPr>
-        <w:t>H1 for the valve. rssi is ALWAYS absent and offline_duration_s is omitted when it would be zero. prev_rating is normally "warning", because a valve gets a 3-minute grace before promotion to critical; only sensors jump straight there. battery is omitted, not null, when the valve has never reported one.</w:t>
+        <w:t>H1 for the valve. rssi is ALWAYS absent and offline_duration_s is omitted when it would be zero. offline_duration_s is measured from the link drop (2.1.4), so it is normally about 180, the grace; up to 2.1.3 it counted from the valve's last changed value and could read hours. prev_rating is normally "warning", because a valve gets a 3-minute grace before promotion to critical; only sensors jump straight there. battery is omitted, not null, when the valve has never reported one.</w:t>
       </w:r>
     </w:p>
     <w:p>
@@ -22063,7 +22355,7 @@
           <w:i w:val="0"/>
           <w:sz w:val="21"/>
         </w:rPr>
-        <w:t>error.code is not a code — it is the command name repeated. The free-text detail is the only real discriminator.</w:t>
+        <w:t>error.code is not a code — it is the command name repeated. The free-text detail is the only real discriminator. This detail answers valve_open, or valve_set_state open, while the valve's RMLEAK latch is asserted. Since 2.1.4 it is also sent while the hub has a leak incident latched and no override window, even with the valve disconnected; an open sent while the valve was out of range used to be accepted and written at the reconnect.</w:t>
       </w:r>
     </w:p>
     <w:p>
@@ -22297,7 +22589,7 @@
           <w:color w:val="707070"/>
           <w:sz w:val="15"/>
         </w:rPr>
-        <w:t>telemetry_v2_publish_cmd_ack() main/telemetry/telemetry_v2.c:872-895; message valve_open_reject_reason() main/iothub/app_iothub.c:552-559</w:t>
+        <w:t>telemetry_v2_publish_cmd_ack() main/telemetry/telemetry_v2.c; message valve_open_reject_reason() main/iothub/app_iothub.c</w:t>
       </w:r>
     </w:p>
     <w:p>

--- a/docs/telemetry/eFloStop2_Telemetry_Messages_v5.0.docx
+++ b/docs/telemetry/eFloStop2_Telemetry_Messages_v5.0.docx
@@ -117,7 +117,7 @@
               <w:rPr>
                 <w:sz w:val="18"/>
               </w:rPr>
-              <w:t>ade686b615bf449a8c5dc93bc9c76b1af821ce01</w:t>
+              <w:t>12a9b9e9d40469e5773719e852c7a832609be7b6</w:t>
             </w:r>
           </w:p>
         </w:tc>
@@ -2408,7 +2408,40 @@
           <w:i w:val="0"/>
           <w:sz w:val="21"/>
         </w:rPr>
-        <w:t xml:space="preserve"> from the drop (H3).</w:t>
+        <w:t xml:space="preserve"> from the drop (H3). The RMLEAK interlock now</w:t>
+        <w:br/>
+        <w:t>auto-clears 10 s after every source is dry (it was 30 s), about 10-12 s after the last dry report, so</w:t>
+        <w:br/>
+      </w:r>
+      <w:r>
+        <w:rPr>
+          <w:rFonts w:ascii="Consolas" w:hAnsi="Consolas"/>
+          <w:sz w:val="19"/>
+        </w:rPr>
+        <w:t>rmleak_auto_cleared</w:t>
+      </w:r>
+      <w:r>
+        <w:rPr>
+          <w:b w:val="0"/>
+          <w:i w:val="0"/>
+          <w:sz w:val="21"/>
+        </w:rPr>
+        <w:t xml:space="preserve"> carries </w:t>
+      </w:r>
+      <w:r>
+        <w:rPr>
+          <w:rFonts w:ascii="Consolas" w:hAnsi="Consolas"/>
+          <w:sz w:val="19"/>
+        </w:rPr>
+        <w:t>clear_after_seconds:10</w:t>
+      </w:r>
+      <w:r>
+        <w:rPr>
+          <w:b w:val="0"/>
+          <w:i w:val="0"/>
+          <w:sz w:val="21"/>
+        </w:rPr>
+        <w:t xml:space="preserve"> (R9).</w:t>
       </w:r>
     </w:p>
     <w:p>
@@ -4331,6 +4364,52 @@
                 <w:sz w:val="15"/>
               </w:rPr>
               <w:t>held in the offline buffer, ts worked out from the hub uptime when the clock first syncs, sent after the first connect; one left over from a restart before the sync is dropped  (2.1.4)</w:t>
+            </w:r>
+          </w:p>
+        </w:tc>
+      </w:tr>
+      <w:tr>
+        <w:tc>
+          <w:tcPr>
+            <w:tcW w:type="dxa" w:w="2304"/>
+          </w:tcPr>
+          <w:p>
+            <w:r/>
+            <w:r>
+              <w:rPr>
+                <w:sz w:val="16"/>
+              </w:rPr>
+              <w:t>rmleak_auto_cleared clear_after_seconds (R9)</w:t>
+            </w:r>
+          </w:p>
+        </w:tc>
+        <w:tc>
+          <w:tcPr>
+            <w:tcW w:type="dxa" w:w="3600"/>
+          </w:tcPr>
+          <w:p>
+            <w:r/>
+            <w:r>
+              <w:rPr>
+                <w:rFonts w:ascii="Consolas" w:hAnsi="Consolas"/>
+                <w:sz w:val="15"/>
+              </w:rPr>
+              <w:t>30: RMLEAK lifted 30-60 s after the last source read dry</w:t>
+            </w:r>
+          </w:p>
+        </w:tc>
+        <w:tc>
+          <w:tcPr>
+            <w:tcW w:type="dxa" w:w="3744"/>
+          </w:tcPr>
+          <w:p>
+            <w:r/>
+            <w:r>
+              <w:rPr>
+                <w:rFonts w:ascii="Consolas" w:hAnsi="Consolas"/>
+                <w:sz w:val="15"/>
+              </w:rPr>
+              <w:t>10: RMLEAK lifted about 10-12 s after the last source reads dry; the valve still never reopens by itself  (2.1.4)</w:t>
             </w:r>
           </w:p>
         </w:tc>
@@ -20418,7 +20497,7 @@
           <w:i w:val="0"/>
           <w:sz w:val="21"/>
         </w:rPr>
-        <w:t>Every source dry for 30 seconds, so the hub released the latch itself. Does NOT re-open the valve. Same identity rule as R8.</w:t>
+        <w:t>Every source dry for 10 seconds, so the hub released the latch itself. Does NOT re-open the valve; valve_open or the valve button does. Same identity rule as R8. Since 2.1.4 the dwell is 10 s (it was 30 s), and the hub polls every 2 s while the clear is pending, so this arrives about 10-12 s after the last source reports dry (it was 30-60 s). A sensor that goes wet again 10-30 s after drying therefore now gets a full clear and re-latch cycle (this event, then auto_close again); the valve stays closed throughout.</w:t>
       </w:r>
     </w:p>
     <w:p>
@@ -20572,7 +20651,7 @@
           <w:rFonts w:ascii="Consolas" w:hAnsi="Consolas"/>
           <w:sz w:val="17"/>
         </w:rPr>
-        <w:t xml:space="preserve">    "clear_after_seconds": 30</w:t>
+        <w:t xml:space="preserve">    "clear_after_seconds": 10</w:t>
       </w:r>
       <w:r>
         <w:br/>
@@ -20602,7 +20681,7 @@
           <w:color w:val="707070"/>
           <w:sz w:val="15"/>
         </w:rPr>
-        <w:t>rules_engine_tick() main/rules_engine/rules_engine.c:1164-1303; AUTO_CLOSE_COOLDOWN_MS main/rules_engine/rules_engine.c:17</w:t>
+        <w:t>rules_engine_tick() main/rules_engine/rules_engine.c; AUTO_CLEAR_TIMEOUT_MS main/rules_engine/rules_engine.c</w:t>
       </w:r>
     </w:p>
     <w:p>

--- a/docs/telemetry/eFloStop2_Telemetry_Messages_v5.0.docx
+++ b/docs/telemetry/eFloStop2_Telemetry_Messages_v5.0.docx
@@ -117,7 +117,7 @@
               <w:rPr>
                 <w:sz w:val="18"/>
               </w:rPr>
-              <w:t>12a9b9e9d40469e5773719e852c7a832609be7b6</w:t>
+              <w:t>a5a07eab6d0ef82481e2b9453cb9f951a7ff221f</w:t>
             </w:r>
           </w:p>
         </w:tc>
@@ -20497,7 +20497,7 @@
           <w:i w:val="0"/>
           <w:sz w:val="21"/>
         </w:rPr>
-        <w:t>Every source dry for 10 seconds, so the hub released the latch itself. Does NOT re-open the valve; valve_open or the valve button does. Same identity rule as R8. Since 2.1.4 the dwell is 10 s (it was 30 s), and the hub polls every 2 s while the clear is pending, so this arrives about 10-12 s after the last source reports dry (it was 30-60 s). A sensor that goes wet again 10-30 s after drying therefore now gets a full clear and re-latch cycle (this event, then auto_close again); the valve stays closed throughout.</w:t>
+        <w:t>Every source dry for 10 seconds, so the hub released the latch itself. Does NOT re-open the valve; valve_open or the valve button does. Same identity rule as R8. Since 2.1.4 the dwell is 10 s (it was 30 s), and the hub polls every 2 s while the clear is pending, so this arrives about 10-12 s after the last source reports dry (it was 30-60 s). A sensor that goes wet again 10-30 s after drying (up to about 60 s, counting the old idle wait) therefore now gets a full clear and re-latch cycle (this event, then auto_close again); the valve stays closed throughout. Known limit: a re-wet that lands within about 2 s of the clear (before the next rules tick, or before the valve's read-back of the clear) can instead be taken for a valve-button override: no second auto_close, then water_access_override_enabled with trigger "button" and a 24 h window, so auto-close is blocked and valve_open is accepted while the sensor is still wet. The race predates 2.1.4, when its window was up to 30 s wide.</w:t>
       </w:r>
     </w:p>
     <w:p>

--- a/docs/telemetry/eFloStop2_Telemetry_Messages_v5.0.docx
+++ b/docs/telemetry/eFloStop2_Telemetry_Messages_v5.0.docx
@@ -117,7 +117,7 @@
               <w:rPr>
                 <w:sz w:val="18"/>
               </w:rPr>
-              <w:t>a5a07eab6d0ef82481e2b9453cb9f951a7ff221f</w:t>
+              <w:t>b245d943bd59c177157348b9f18829ab23aac07d</w:t>
             </w:r>
           </w:p>
         </w:tc>
@@ -20497,7 +20497,7 @@
           <w:i w:val="0"/>
           <w:sz w:val="21"/>
         </w:rPr>
-        <w:t>Every source dry for 10 seconds, so the hub released the latch itself. Does NOT re-open the valve; valve_open or the valve button does. Same identity rule as R8. Since 2.1.4 the dwell is 10 s (it was 30 s), and the hub polls every 2 s while the clear is pending, so this arrives about 10-12 s after the last source reports dry (it was 30-60 s). A sensor that goes wet again 10-30 s after drying (up to about 60 s, counting the old idle wait) therefore now gets a full clear and re-latch cycle (this event, then auto_close again); the valve stays closed throughout. Known limit: a re-wet that lands within about 2 s of the clear (before the next rules tick, or before the valve's read-back of the clear) can instead be taken for a valve-button override: no second auto_close, then water_access_override_enabled with trigger "button" and a 24 h window, so auto-close is blocked and valve_open is accepted while the sensor is still wet. The race predates 2.1.4, when its window was up to 30 s wide.</w:t>
+        <w:t>Every source dry for 10 seconds, so the hub released the latch itself. Does NOT re-open the valve; valve_open or the valve button does. Same identity rule as R8. Since 2.1.4 the dwell is 10 s (it was 30 s), and the hub polls every 2 s while the clear is pending, so this arrives about 10-12 s after the last source reports dry (it was 30-60 s). A sensor that goes wet again 10-30 s after drying (up to about 60 s, counting the old idle wait) therefore now gets a full clear and re-latch cycle (this event, then auto_close again); the valve stays closed throughout. That includes a re-wet at the very moment of the clear: a newly latched incident always re-asserts RMLEAK and closes, so it can no longer be misread as a valve-button override (before 2.1.4 it could start a false 24 h window).</w:t>
       </w:r>
     </w:p>
     <w:p>

--- a/docs/telemetry/eFloStop2_Telemetry_Messages_v5.0.docx
+++ b/docs/telemetry/eFloStop2_Telemetry_Messages_v5.0.docx
@@ -117,7 +117,7 @@
               <w:rPr>
                 <w:sz w:val="18"/>
               </w:rPr>
-              <w:t>b245d943bd59c177157348b9f18829ab23aac07d</w:t>
+              <w:t>d9fa9c85346853266820a6e24cd4af2547863d9e</w:t>
             </w:r>
           </w:p>
         </w:tc>
@@ -2043,7 +2043,84 @@
         </w:rPr>
         <w:t xml:space="preserve"> rather than a default that reads as an empty</w:t>
         <w:br/>
-        <w:t xml:space="preserve">   battery.</w:t>
+        <w:t xml:space="preserve">   battery. </w:t>
+      </w:r>
+      <w:r>
+        <w:rPr>
+          <w:rFonts w:ascii="Consolas" w:hAnsi="Consolas"/>
+          <w:sz w:val="19"/>
+        </w:rPr>
+        <w:t>rmleak</w:t>
+      </w:r>
+      <w:r>
+        <w:rPr>
+          <w:b w:val="0"/>
+          <w:i w:val="0"/>
+          <w:sz w:val="21"/>
+        </w:rPr>
+        <w:t xml:space="preserve"> and </w:t>
+      </w:r>
+      <w:r>
+        <w:rPr>
+          <w:rFonts w:ascii="Consolas" w:hAnsi="Consolas"/>
+          <w:sz w:val="19"/>
+        </w:rPr>
+        <w:t>leak_state</w:t>
+      </w:r>
+      <w:r>
+        <w:rPr>
+          <w:b w:val="0"/>
+          <w:i w:val="0"/>
+          <w:sz w:val="21"/>
+        </w:rPr>
+        <w:t xml:space="preserve"> in that window are still their defaults (</w:t>
+      </w:r>
+      <w:r>
+        <w:rPr>
+          <w:rFonts w:ascii="Consolas" w:hAnsi="Consolas"/>
+          <w:sz w:val="19"/>
+        </w:rPr>
+        <w:t>false</w:t>
+      </w:r>
+      <w:r>
+        <w:rPr>
+          <w:b w:val="0"/>
+          <w:i w:val="0"/>
+          <w:sz w:val="21"/>
+        </w:rPr>
+        <w:t>), even on a valve</w:t>
+        <w:br/>
+        <w:t xml:space="preserve">   locked after a leak, so ignore both while </w:t>
+      </w:r>
+      <w:r>
+        <w:rPr>
+          <w:rFonts w:ascii="Consolas" w:hAnsi="Consolas"/>
+          <w:sz w:val="19"/>
+        </w:rPr>
+        <w:t>state</w:t>
+      </w:r>
+      <w:r>
+        <w:rPr>
+          <w:b w:val="0"/>
+          <w:i w:val="0"/>
+          <w:sz w:val="21"/>
+        </w:rPr>
+        <w:t xml:space="preserve"> is </w:t>
+      </w:r>
+      <w:r>
+        <w:rPr>
+          <w:rFonts w:ascii="Consolas" w:hAnsi="Consolas"/>
+          <w:sz w:val="19"/>
+        </w:rPr>
+        <w:t>"unknown"</w:t>
+      </w:r>
+      <w:r>
+        <w:rPr>
+          <w:b w:val="0"/>
+          <w:i w:val="0"/>
+          <w:sz w:val="21"/>
+        </w:rPr>
+        <w:t>.</w:t>
       </w:r>
     </w:p>
     <w:p>
@@ -7827,7 +7904,7 @@
           <w:i w:val="0"/>
           <w:sz w:val="21"/>
         </w:rPr>
-        <w:t>A provision that carried only rules (no valve, no sensors) leaves the hub provisioned with zero devices. Rare; treat it exactly like L4.</w:t>
+        <w:t>A provision that carried only rules (no valve, no sensors) leaves the hub provisioned with zero devices, and so does a provision whose sensor arrays remove every device (2.1.4): a hub emptied by decommission reports provisioned false (L4), one emptied by a provision still reports true. Rare; treat it exactly like L4.</w:t>
       </w:r>
     </w:p>
     <w:p>
@@ -13939,7 +14016,7 @@
           <w:i w:val="0"/>
           <w:sz w:val="21"/>
         </w:rPr>
-        <w:t>New in 2.1.4 (BUG-1). The BLE link to the provisioned valve is up but its characteristics have not been read yet — a few seconds after every connect. state is "unknown", battery and fw_version are null, and leak_state / rmleak are the defaults. Up to 2.1.3 this window published battery 0, which read as an empty battery. Here the valve has not been heard since boot, so it is still in its sync window.</w:t>
+        <w:t>New in 2.1.4 (BUG-1). The BLE link to the provisioned valve is up but its characteristics have not been read yet — a few seconds after every connect. state is "unknown", battery and fw_version are null, and leak_state / rmleak are the defaults (false), even on a valve locked after a leak while the hub reports "Leak interlock latched": ignore both while state is "unknown". Up to 2.1.3 this window published battery 0, which read as an empty battery. Here the valve has not been heard since boot, so it is still in its sync window.</w:t>
       </w:r>
     </w:p>
     <w:p>
@@ -19679,7 +19756,7 @@
           <w:i w:val="0"/>
           <w:sz w:val="21"/>
         </w:rPr>
-        <w:t>Started by a valve long-press ("button") or the override_enable command ("c2d_command"). remaining_s is always the full 86400. expires_ts is omitted when the window started before the hub's clock synced (R10).</w:t>
+        <w:t>Started by a valve long-press ("button") or the override_enable command ("c2d_command"). remaining_s is always the full 86400. expires_ts is omitted when the window started before the hub's clock synced (R10). Since 2.1.4 a live "button" window needs the valve to have been seen with RMLEAK set during the incident: the hub's own clear landing at a reconnect, or a lock that never reached the valve, no longer produces one. The inference a reconnect makes from an open valve with RMLEAK clear is unchanged.</w:t>
       </w:r>
     </w:p>
     <w:p>
@@ -20497,7 +20574,7 @@
           <w:i w:val="0"/>
           <w:sz w:val="21"/>
         </w:rPr>
-        <w:t>Every source dry for 10 seconds, so the hub released the latch itself. Does NOT re-open the valve; valve_open or the valve button does. Same identity rule as R8. Since 2.1.4 the dwell is 10 s (it was 30 s), and the hub polls every 2 s while the clear is pending, so this arrives about 10-12 s after the last source reports dry (it was 30-60 s). A sensor that goes wet again 10-30 s after drying (up to about 60 s, counting the old idle wait) therefore now gets a full clear and re-latch cycle (this event, then auto_close again); the valve stays closed throughout. That includes a re-wet at the very moment of the clear: a newly latched incident always re-asserts RMLEAK and closes, so it can no longer be misread as a valve-button override (before 2.1.4 it could start a false 24 h window).</w:t>
+        <w:t>Every source dry for 10 seconds, so the hub released the latch itself. Does NOT re-open the valve; valve_open or the valve button does. Same identity rule as R8. Since 2.1.4 the dwell is 10 s (it was 30 s), and the hub polls every 2 s while the clear is pending, so this arrives about 10-12 s after the last source reports dry (it was 30-60 s). A sensor that goes wet again 10-30 s after drying (up to about 60 s, counting the old idle wait) therefore now gets a full clear and re-latch cycle (this event, then auto_close again); the valve stays closed throughout. That includes a re-wet at the very moment of the clear: a newly latched incident always re-asserts RMLEAK and closes, so it can no longer be misread as a valve-button override (before 2.1.4 it could start a false 24 h window). This event is published before that re-latch's leak_detected and auto_close, which used to replace it in the hub's single pending-event slot; the one exception is the pass in which the hub's MQTT connection comes back.</w:t>
       </w:r>
     </w:p>
     <w:p>
